--- a/document_templates/Contracts-deferral/company/contract_company.docx
+++ b/document_templates/Contracts-deferral/company/contract_company.docx
@@ -1478,7 +1478,7 @@
           <w:shd w:val="clear" w:fill="auto"/>
           <w:lang w:val="en-US"/>
         </w:rPr>
-        <w:t>Différé partiel</w:t>
+        <w:t>Différé</w:t>
       </w:r>
       <w:r>
         <w:rPr>
@@ -1522,7 +1522,18 @@
           <w:shd w:val="clear" w:fill="auto"/>
           <w:lang w:val="en-US"/>
         </w:rPr>
-        <w:t>:${</w:t>
+        <w:tab/>
+      </w:r>
+      <w:r>
+        <w:rPr>
+          <w:rFonts w:hint="default" w:ascii="Times New Roman" w:hAnsi="Times New Roman" w:cs="Times New Roman"/>
+          <w:b/>
+          <w:sz w:val="24"/>
+          <w:szCs w:val="24"/>
+          <w:shd w:val="clear" w:fill="auto"/>
+          <w:lang w:val="en-US"/>
+        </w:rPr>
+        <w:t>: ${</w:t>
       </w:r>
       <w:r>
         <w:rPr>
@@ -2668,64 +2679,53 @@
           <w:shd w:val="clear" w:fill="auto"/>
           <w:lang w:val="en-US"/>
         </w:rPr>
-        <w:t xml:space="preserve"> ${deferr</w:t>
+        <w:t xml:space="preserve"> ${deferred_amount} (${deferred_amount.fr}) F CFA ${number_deferred_fr} et</w:t>
+      </w:r>
+      <w:r>
+        <w:rPr>
+          <w:rFonts w:hint="default" w:ascii="Times New Roman" w:hAnsi="Times New Roman" w:cs="Times New Roman"/>
+          <w:b/>
+          <w:sz w:val="24"/>
+          <w:szCs w:val="24"/>
+          <w:shd w:val="clear" w:fill="auto"/>
+        </w:rPr>
+        <w:t xml:space="preserve"> </w:t>
+      </w:r>
+      <w:bookmarkEnd w:id="5"/>
+      <w:bookmarkEnd w:id="6"/>
+      <w:r>
+        <w:rPr>
+          <w:rFonts w:hint="default" w:ascii="Times New Roman" w:hAnsi="Times New Roman" w:cs="Times New Roman"/>
+          <w:b/>
+          <w:sz w:val="24"/>
+          <w:szCs w:val="24"/>
+          <w:shd w:val="clear" w:fill="auto"/>
+        </w:rPr>
+        <w:t xml:space="preserve">${due_amount} (${due_amount.fr}) F CFA </w:t>
+      </w:r>
+      <w:r>
+        <w:rPr>
+          <w:rFonts w:hint="default" w:ascii="Times New Roman" w:hAnsi="Times New Roman" w:cs="Times New Roman"/>
+          <w:b/>
+          <w:sz w:val="24"/>
+          <w:szCs w:val="24"/>
+          <w:shd w:val="clear" w:fill="auto"/>
+          <w:lang w:val="en-US"/>
+        </w:rPr>
+        <w:t>${verbal_trial.periodicity.fr2} restant</w:t>
+      </w:r>
+      <w:r>
+        <w:rPr>
+          <w:rFonts w:hint="default" w:ascii="Times New Roman" w:hAnsi="Times New Roman" w:cs="Times New Roman"/>
+          <w:b/>
+          <w:sz w:val="24"/>
+          <w:szCs w:val="24"/>
+          <w:shd w:val="clear" w:fill="auto"/>
+        </w:rPr>
+        <w:t xml:space="preserve">. </w:t>
       </w:r>
       <w:bookmarkStart w:id="10" w:name="_GoBack"/>
       <w:bookmarkEnd w:id="10"/>
-      <w:r>
-        <w:rPr>
-          <w:rFonts w:hint="default" w:ascii="Times New Roman" w:hAnsi="Times New Roman" w:cs="Times New Roman"/>
-          <w:b/>
-          <w:sz w:val="24"/>
-          <w:szCs w:val="24"/>
-          <w:shd w:val="clear" w:fill="auto"/>
-          <w:lang w:val="en-US"/>
-        </w:rPr>
-        <w:t>ed_amount} (${defered_amount.fr}) les ${nb_of_deferred_plus} premiers mois et</w:t>
-      </w:r>
-      <w:r>
-        <w:rPr>
-          <w:rFonts w:hint="default" w:ascii="Times New Roman" w:hAnsi="Times New Roman" w:cs="Times New Roman"/>
-          <w:b/>
-          <w:sz w:val="24"/>
-          <w:szCs w:val="24"/>
-          <w:shd w:val="clear" w:fill="auto"/>
-        </w:rPr>
-        <w:t xml:space="preserve"> </w:t>
-      </w:r>
-      <w:bookmarkEnd w:id="5"/>
-      <w:bookmarkEnd w:id="6"/>
-      <w:r>
-        <w:rPr>
-          <w:rFonts w:hint="default" w:ascii="Times New Roman" w:hAnsi="Times New Roman" w:cs="Times New Roman"/>
-          <w:b/>
-          <w:sz w:val="24"/>
-          <w:szCs w:val="24"/>
-          <w:shd w:val="clear" w:fill="auto"/>
-        </w:rPr>
-        <w:t xml:space="preserve">${due_amount} (${due_amount.fr}) F CFA </w:t>
-      </w:r>
-      <w:r>
-        <w:rPr>
-          <w:rFonts w:hint="default" w:ascii="Times New Roman" w:hAnsi="Times New Roman" w:cs="Times New Roman"/>
-          <w:b/>
-          <w:sz w:val="24"/>
-          <w:szCs w:val="24"/>
-          <w:shd w:val="clear" w:fill="auto"/>
-          <w:lang w:val="en-US"/>
-        </w:rPr>
-        <w:t>${verbal_trial.periodicity.fr2} restant</w:t>
-      </w:r>
-      <w:r>
-        <w:rPr>
-          <w:rFonts w:hint="default" w:ascii="Times New Roman" w:hAnsi="Times New Roman" w:cs="Times New Roman"/>
-          <w:b/>
-          <w:sz w:val="24"/>
-          <w:szCs w:val="24"/>
-          <w:shd w:val="clear" w:fill="auto"/>
-        </w:rPr>
-        <w:t xml:space="preserve">. </w:t>
-      </w:r>
     </w:p>
     <w:p>
       <w:pPr>

--- a/document_templates/Contracts-deferral/company/contract_company.docx
+++ b/document_templates/Contracts-deferral/company/contract_company.docx
@@ -171,8 +171,22 @@
           <w:szCs w:val="24"/>
           <w:highlight w:val="none"/>
         </w:rPr>
-        <w:t>Monsieur Mélaine Marcel Séraphin DIGBE</w:t>
-      </w:r>
+        <w:t xml:space="preserve">Monsieur </w:t>
+      </w:r>
+      <w:r>
+        <w:rPr>
+          <w:rFonts w:hint="default" w:ascii="Times New Roman" w:hAnsi="Times New Roman" w:cs="Times New Roman"/>
+          <w:b/>
+          <w:bCs/>
+          <w:iCs/>
+          <w:sz w:val="24"/>
+          <w:szCs w:val="24"/>
+          <w:highlight w:val="none"/>
+        </w:rPr>
+        <w:t>Pascal KOVE</w:t>
+      </w:r>
+      <w:bookmarkStart w:id="10" w:name="_GoBack"/>
+      <w:bookmarkEnd w:id="10"/>
       <w:r>
         <w:rPr>
           <w:rFonts w:hint="default" w:ascii="Times New Roman" w:hAnsi="Times New Roman" w:cs="Times New Roman"/>
@@ -2724,8 +2738,6 @@
         </w:rPr>
         <w:t xml:space="preserve">. </w:t>
       </w:r>
-      <w:bookmarkStart w:id="10" w:name="_GoBack"/>
-      <w:bookmarkEnd w:id="10"/>
     </w:p>
     <w:p>
       <w:pPr>

--- a/document_templates/Contracts-deferral/company/contract_company.docx
+++ b/document_templates/Contracts-deferral/company/contract_company.docx
@@ -147,6 +147,7 @@
           <w:sz w:val="24"/>
           <w:szCs w:val="24"/>
           <w:highlight w:val="none"/>
+          <w:lang w:val="en-US"/>
         </w:rPr>
       </w:pPr>
       <w:r>
@@ -185,8 +186,6 @@
         </w:rPr>
         <w:t>Pascal KOVE</w:t>
       </w:r>
-      <w:bookmarkStart w:id="10" w:name="_GoBack"/>
-      <w:bookmarkEnd w:id="10"/>
       <w:r>
         <w:rPr>
           <w:rFonts w:hint="default" w:ascii="Times New Roman" w:hAnsi="Times New Roman" w:cs="Times New Roman"/>
@@ -286,8 +285,23 @@
           <w:szCs w:val="24"/>
           <w:highlight w:val="none"/>
         </w:rPr>
-        <w:t>Me Afiavi S. do REGO-d’Almeida, Notaire à Lomé, en date du 19 Août 2022</w:t>
-      </w:r>
+        <w:t>Me Afiavi S. do REGO-d’Almeida, Notaire à Lomé</w:t>
+      </w:r>
+      <w:r>
+        <w:rPr>
+          <w:rFonts w:hint="default" w:ascii="Times New Roman" w:hAnsi="Times New Roman" w:cs="Times New Roman"/>
+          <w:bCs/>
+          <w:iCs/>
+          <w:color w:val="111111"/>
+          <w:sz w:val="24"/>
+          <w:szCs w:val="24"/>
+          <w:highlight w:val="none"/>
+          <w:lang w:val="en-US"/>
+        </w:rPr>
+        <w:t>,</w:t>
+      </w:r>
+      <w:bookmarkStart w:id="10" w:name="_GoBack"/>
+      <w:bookmarkEnd w:id="10"/>
     </w:p>
     <w:p>
       <w:pPr>

--- a/document_templates/Contracts-deferral/company/contract_company.docx
+++ b/document_templates/Contracts-deferral/company/contract_company.docx
@@ -300,8 +300,6 @@
         </w:rPr>
         <w:t>,</w:t>
       </w:r>
-      <w:bookmarkStart w:id="10" w:name="_GoBack"/>
-      <w:bookmarkEnd w:id="10"/>
     </w:p>
     <w:p>
       <w:pPr>
@@ -2095,6 +2093,7 @@
           <w:b/>
           <w:sz w:val="24"/>
           <w:szCs w:val="24"/>
+          <w:lang w:val="en-US"/>
         </w:rPr>
       </w:pPr>
       <w:r>
@@ -2107,22 +2106,44 @@
         </w:rPr>
         <w:tab/>
       </w:r>
-      <w:r>
-        <w:rPr>
-          <w:rFonts w:hint="default" w:ascii="Times New Roman" w:hAnsi="Times New Roman" w:cs="Times New Roman"/>
-          <w:b/>
-          <w:sz w:val="24"/>
-          <w:szCs w:val="24"/>
-        </w:rPr>
-        <w:t>Prime d’assurance</w:t>
-      </w:r>
-      <w:r>
-        <w:rPr>
-          <w:rFonts w:hint="default" w:ascii="Times New Roman" w:hAnsi="Times New Roman" w:cs="Times New Roman"/>
-          <w:b/>
-          <w:sz w:val="24"/>
-          <w:szCs w:val="24"/>
-          <w:shd w:val="clear" w:fill="auto"/>
+      <w:bookmarkStart w:id="10" w:name="_GoBack"/>
+      <w:bookmarkEnd w:id="10"/>
+      <w:r>
+        <w:rPr>
+          <w:rFonts w:hint="default" w:ascii="Times New Roman" w:hAnsi="Times New Roman" w:cs="Times New Roman"/>
+          <w:b/>
+          <w:sz w:val="24"/>
+          <w:szCs w:val="24"/>
+          <w:lang w:val="en-US"/>
+        </w:rPr>
+        <w:t>${insurance}</w:t>
+      </w:r>
+    </w:p>
+    <w:p>
+      <w:pPr>
+        <w:tabs>
+          <w:tab w:val="left" w:pos="708"/>
+          <w:tab w:val="left" w:pos="1416"/>
+          <w:tab w:val="left" w:pos="2124"/>
+          <w:tab w:val="left" w:pos="2748"/>
+          <w:tab w:val="left" w:pos="3708"/>
+        </w:tabs>
+        <w:spacing w:line="240" w:lineRule="auto"/>
+        <w:jc w:val="both"/>
+        <w:rPr>
+          <w:rFonts w:hint="default" w:ascii="Times New Roman" w:hAnsi="Times New Roman" w:cs="Times New Roman"/>
+          <w:b/>
+          <w:sz w:val="24"/>
+          <w:szCs w:val="24"/>
+          <w:lang w:val="en-US"/>
+        </w:rPr>
+      </w:pPr>
+      <w:r>
+        <w:rPr>
+          <w:rFonts w:hint="default" w:ascii="Times New Roman" w:hAnsi="Times New Roman" w:cs="Times New Roman"/>
+          <w:b/>
+          <w:sz w:val="24"/>
+          <w:szCs w:val="24"/>
           <w:lang w:val="en-US"/>
         </w:rPr>
         <w:tab/>
@@ -2133,7 +2154,16 @@
           <w:b/>
           <w:sz w:val="24"/>
           <w:szCs w:val="24"/>
-          <w:shd w:val="clear" w:fill="auto"/>
+          <w:lang w:val="en-US"/>
+        </w:rPr>
+        <w:t xml:space="preserve">${key} </w:t>
+      </w:r>
+      <w:r>
+        <w:rPr>
+          <w:rFonts w:hint="default" w:ascii="Times New Roman" w:hAnsi="Times New Roman" w:cs="Times New Roman"/>
+          <w:b/>
+          <w:sz w:val="24"/>
+          <w:szCs w:val="24"/>
           <w:lang w:val="en-US"/>
         </w:rPr>
         <w:tab/>
@@ -2144,7 +2174,6 @@
           <w:b/>
           <w:sz w:val="24"/>
           <w:szCs w:val="24"/>
-          <w:shd w:val="clear" w:fill="auto"/>
           <w:lang w:val="en-US"/>
         </w:rPr>
         <w:tab/>
@@ -2155,27 +2184,58 @@
           <w:b/>
           <w:sz w:val="24"/>
           <w:szCs w:val="24"/>
-        </w:rPr>
-        <w:t xml:space="preserve">: </w:t>
-      </w:r>
-      <w:r>
-        <w:rPr>
-          <w:rFonts w:hint="default" w:ascii="Times New Roman" w:hAnsi="Times New Roman" w:cs="Times New Roman"/>
-          <w:b/>
-          <w:sz w:val="24"/>
-          <w:szCs w:val="24"/>
-          <w:lang w:val="en-US"/>
-        </w:rPr>
-        <w:t>S</w:t>
-      </w:r>
-      <w:r>
-        <w:rPr>
-          <w:rFonts w:hint="default" w:ascii="Times New Roman" w:hAnsi="Times New Roman" w:cs="Times New Roman"/>
-          <w:b/>
-          <w:sz w:val="24"/>
-          <w:szCs w:val="24"/>
-        </w:rPr>
-        <w:t>elon la grille de l’assureur</w:t>
+          <w:lang w:val="en-US"/>
+        </w:rPr>
+        <w:tab/>
+      </w:r>
+      <w:r>
+        <w:rPr>
+          <w:rFonts w:hint="default" w:ascii="Times New Roman" w:hAnsi="Times New Roman" w:cs="Times New Roman"/>
+          <w:b/>
+          <w:sz w:val="24"/>
+          <w:szCs w:val="24"/>
+          <w:lang w:val="en-US"/>
+        </w:rPr>
+        <w:t>:  ${value}</w:t>
+      </w:r>
+    </w:p>
+    <w:p>
+      <w:pPr>
+        <w:tabs>
+          <w:tab w:val="left" w:pos="708"/>
+          <w:tab w:val="left" w:pos="1416"/>
+          <w:tab w:val="left" w:pos="2124"/>
+          <w:tab w:val="left" w:pos="2748"/>
+          <w:tab w:val="left" w:pos="3708"/>
+        </w:tabs>
+        <w:spacing w:line="240" w:lineRule="auto"/>
+        <w:jc w:val="both"/>
+        <w:rPr>
+          <w:rFonts w:hint="default" w:ascii="Times New Roman" w:hAnsi="Times New Roman" w:cs="Times New Roman"/>
+          <w:b/>
+          <w:sz w:val="24"/>
+          <w:szCs w:val="24"/>
+        </w:rPr>
+      </w:pPr>
+      <w:r>
+        <w:rPr>
+          <w:rFonts w:hint="default" w:ascii="Times New Roman" w:hAnsi="Times New Roman" w:cs="Times New Roman"/>
+          <w:b/>
+          <w:sz w:val="24"/>
+          <w:szCs w:val="24"/>
+          <w:lang w:val="en-US"/>
+        </w:rPr>
+        <w:tab/>
+      </w:r>
+      <w:r>
+        <w:rPr>
+          <w:rFonts w:hint="default" w:ascii="Times New Roman" w:hAnsi="Times New Roman" w:cs="Times New Roman"/>
+          <w:b/>
+          <w:sz w:val="24"/>
+          <w:szCs w:val="24"/>
+          <w:lang w:val="en-US"/>
+        </w:rPr>
+        <w:t>${/insurance}</w:t>
       </w:r>
     </w:p>
     <w:p>

--- a/document_templates/Contracts-deferral/company/contract_company.docx
+++ b/document_templates/Contracts-deferral/company/contract_company.docx
@@ -7,7 +7,7 @@
         <w:spacing w:line="240" w:lineRule="auto"/>
         <w:jc w:val="center"/>
         <w:rPr>
-          <w:rFonts w:ascii="Times New Roman" w:hAnsi="Times New Roman"/>
+          <w:rFonts w:hint="default" w:ascii="Times New Roman" w:hAnsi="Times New Roman" w:cs="Times New Roman"/>
           <w:b/>
           <w:sz w:val="28"/>
           <w:szCs w:val="28"/>
@@ -16,7 +16,7 @@
       </w:pPr>
       <w:r>
         <w:rPr>
-          <w:rFonts w:ascii="Times New Roman" w:hAnsi="Times New Roman"/>
+          <w:rFonts w:hint="default" w:ascii="Times New Roman" w:hAnsi="Times New Roman" w:cs="Times New Roman"/>
           <w:b/>
           <w:sz w:val="28"/>
           <w:szCs w:val="28"/>
@@ -2106,8 +2106,6 @@
         </w:rPr>
         <w:tab/>
       </w:r>
-      <w:bookmarkStart w:id="10" w:name="_GoBack"/>
-      <w:bookmarkEnd w:id="10"/>
       <w:r>
         <w:rPr>
           <w:rFonts w:hint="default" w:ascii="Times New Roman" w:hAnsi="Times New Roman" w:cs="Times New Roman"/>
@@ -2156,47 +2154,7 @@
           <w:szCs w:val="24"/>
           <w:lang w:val="en-US"/>
         </w:rPr>
-        <w:t xml:space="preserve">${key} </w:t>
-      </w:r>
-      <w:r>
-        <w:rPr>
-          <w:rFonts w:hint="default" w:ascii="Times New Roman" w:hAnsi="Times New Roman" w:cs="Times New Roman"/>
-          <w:b/>
-          <w:sz w:val="24"/>
-          <w:szCs w:val="24"/>
-          <w:lang w:val="en-US"/>
-        </w:rPr>
-        <w:tab/>
-      </w:r>
-      <w:r>
-        <w:rPr>
-          <w:rFonts w:hint="default" w:ascii="Times New Roman" w:hAnsi="Times New Roman" w:cs="Times New Roman"/>
-          <w:b/>
-          <w:sz w:val="24"/>
-          <w:szCs w:val="24"/>
-          <w:lang w:val="en-US"/>
-        </w:rPr>
-        <w:tab/>
-      </w:r>
-      <w:r>
-        <w:rPr>
-          <w:rFonts w:hint="default" w:ascii="Times New Roman" w:hAnsi="Times New Roman" w:cs="Times New Roman"/>
-          <w:b/>
-          <w:sz w:val="24"/>
-          <w:szCs w:val="24"/>
-          <w:lang w:val="en-US"/>
-        </w:rPr>
-        <w:tab/>
-      </w:r>
-      <w:r>
-        <w:rPr>
-          <w:rFonts w:hint="default" w:ascii="Times New Roman" w:hAnsi="Times New Roman" w:cs="Times New Roman"/>
-          <w:b/>
-          <w:sz w:val="24"/>
-          <w:szCs w:val="24"/>
-          <w:lang w:val="en-US"/>
-        </w:rPr>
-        <w:t>:  ${value}</w:t>
+        <w:t>${insurance}</w:t>
       </w:r>
     </w:p>
     <w:p>
@@ -2215,6 +2173,7 @@
           <w:b/>
           <w:sz w:val="24"/>
           <w:szCs w:val="24"/>
+          <w:lang w:val="en-US"/>
         </w:rPr>
       </w:pPr>
       <w:r>
@@ -2235,7 +2194,47 @@
           <w:szCs w:val="24"/>
           <w:lang w:val="en-US"/>
         </w:rPr>
-        <w:t>${/insurance}</w:t>
+        <w:t xml:space="preserve">${key} </w:t>
+      </w:r>
+      <w:r>
+        <w:rPr>
+          <w:rFonts w:hint="default" w:ascii="Times New Roman" w:hAnsi="Times New Roman" w:cs="Times New Roman"/>
+          <w:b/>
+          <w:sz w:val="24"/>
+          <w:szCs w:val="24"/>
+          <w:lang w:val="en-US"/>
+        </w:rPr>
+        <w:tab/>
+      </w:r>
+      <w:r>
+        <w:rPr>
+          <w:rFonts w:hint="default" w:ascii="Times New Roman" w:hAnsi="Times New Roman" w:cs="Times New Roman"/>
+          <w:b/>
+          <w:sz w:val="24"/>
+          <w:szCs w:val="24"/>
+          <w:lang w:val="en-US"/>
+        </w:rPr>
+        <w:tab/>
+      </w:r>
+      <w:r>
+        <w:rPr>
+          <w:rFonts w:hint="default" w:ascii="Times New Roman" w:hAnsi="Times New Roman" w:cs="Times New Roman"/>
+          <w:b/>
+          <w:sz w:val="24"/>
+          <w:szCs w:val="24"/>
+          <w:lang w:val="en-US"/>
+        </w:rPr>
+        <w:tab/>
+      </w:r>
+      <w:r>
+        <w:rPr>
+          <w:rFonts w:hint="default" w:ascii="Times New Roman" w:hAnsi="Times New Roman" w:cs="Times New Roman"/>
+          <w:b/>
+          <w:sz w:val="24"/>
+          <w:szCs w:val="24"/>
+          <w:lang w:val="en-US"/>
+        </w:rPr>
+        <w:t>: ${value}</w:t>
       </w:r>
     </w:p>
     <w:p>
@@ -2248,12 +2247,12 @@
           <w:tab w:val="left" w:pos="3708"/>
         </w:tabs>
         <w:spacing w:line="240" w:lineRule="auto"/>
-        <w:jc w:val="both"/>
-        <w:rPr>
-          <w:rFonts w:hint="default" w:ascii="Times New Roman" w:hAnsi="Times New Roman" w:cs="Times New Roman"/>
-          <w:b/>
-          <w:sz w:val="24"/>
-          <w:szCs w:val="24"/>
+        <w:rPr>
+          <w:rFonts w:hint="default" w:ascii="Times New Roman" w:hAnsi="Times New Roman" w:cs="Times New Roman"/>
+          <w:b/>
+          <w:sz w:val="24"/>
+          <w:szCs w:val="24"/>
+          <w:shd w:val="clear" w:fill="auto"/>
           <w:lang w:val="en-US"/>
         </w:rPr>
       </w:pPr>
@@ -2275,37 +2274,7 @@
           <w:szCs w:val="24"/>
           <w:lang w:val="en-US"/>
         </w:rPr>
-        <w:t>${line_risk_premium_percentage}</w:t>
-      </w:r>
-      <w:r>
-        <w:rPr>
-          <w:rFonts w:hint="default" w:ascii="Times New Roman" w:hAnsi="Times New Roman" w:cs="Times New Roman"/>
-          <w:b/>
-          <w:sz w:val="24"/>
-          <w:szCs w:val="24"/>
-          <w:lang w:val="en-US"/>
-        </w:rPr>
-        <w:tab/>
-      </w:r>
-      <w:r>
-        <w:rPr>
-          <w:rFonts w:hint="default" w:ascii="Times New Roman" w:hAnsi="Times New Roman" w:cs="Times New Roman"/>
-          <w:b/>
-          <w:sz w:val="24"/>
-          <w:szCs w:val="24"/>
-          <w:lang w:val="en-US"/>
-        </w:rPr>
-        <w:tab/>
-      </w:r>
-      <w:r>
-        <w:rPr>
-          <w:rFonts w:hint="default" w:ascii="Times New Roman" w:hAnsi="Times New Roman" w:cs="Times New Roman"/>
-          <w:b/>
-          <w:sz w:val="24"/>
-          <w:szCs w:val="24"/>
-          <w:lang w:val="en-US"/>
-        </w:rPr>
-        <w:t>: ${line_risk_premium_percentage_value}</w:t>
+        <w:t>${/insurance}</w:t>
       </w:r>
     </w:p>
     <w:p>
@@ -2324,7 +2293,6 @@
           <w:b/>
           <w:sz w:val="24"/>
           <w:szCs w:val="24"/>
-          <w:highlight w:val="none"/>
           <w:lang w:val="en-US"/>
         </w:rPr>
       </w:pPr>
@@ -2344,18 +2312,36 @@
           <w:b/>
           <w:sz w:val="24"/>
           <w:szCs w:val="24"/>
-          <w:shd w:val="clear" w:fill="auto"/>
-          <w:lang w:val="en-US"/>
-        </w:rPr>
-        <w:t>${line_review_bonus}</w:t>
-      </w:r>
-      <w:r>
-        <w:rPr>
-          <w:rFonts w:hint="default" w:ascii="Times New Roman" w:hAnsi="Times New Roman" w:cs="Times New Roman"/>
-          <w:b/>
-          <w:sz w:val="24"/>
-          <w:szCs w:val="24"/>
-          <w:shd w:val="clear" w:fill="auto"/>
+          <w:lang w:val="en-US"/>
+        </w:rPr>
+        <w:t>${riskPremiumPercentage}</w:t>
+      </w:r>
+    </w:p>
+    <w:p>
+      <w:pPr>
+        <w:tabs>
+          <w:tab w:val="left" w:pos="708"/>
+          <w:tab w:val="left" w:pos="1416"/>
+          <w:tab w:val="left" w:pos="2124"/>
+          <w:tab w:val="left" w:pos="2748"/>
+          <w:tab w:val="left" w:pos="3708"/>
+        </w:tabs>
+        <w:spacing w:line="240" w:lineRule="auto"/>
+        <w:jc w:val="both"/>
+        <w:rPr>
+          <w:rFonts w:hint="default" w:ascii="Times New Roman" w:hAnsi="Times New Roman" w:cs="Times New Roman"/>
+          <w:b/>
+          <w:sz w:val="24"/>
+          <w:szCs w:val="24"/>
+          <w:lang w:val="en-US"/>
+        </w:rPr>
+      </w:pPr>
+      <w:r>
+        <w:rPr>
+          <w:rFonts w:hint="default" w:ascii="Times New Roman" w:hAnsi="Times New Roman" w:cs="Times New Roman"/>
+          <w:b/>
+          <w:sz w:val="24"/>
+          <w:szCs w:val="24"/>
           <w:lang w:val="en-US"/>
         </w:rPr>
         <w:tab/>
@@ -2366,7 +2352,16 @@
           <w:b/>
           <w:sz w:val="24"/>
           <w:szCs w:val="24"/>
-          <w:shd w:val="clear" w:fill="auto"/>
+          <w:lang w:val="en-US"/>
+        </w:rPr>
+        <w:t xml:space="preserve">${key} </w:t>
+      </w:r>
+      <w:r>
+        <w:rPr>
+          <w:rFonts w:hint="default" w:ascii="Times New Roman" w:hAnsi="Times New Roman" w:cs="Times New Roman"/>
+          <w:b/>
+          <w:sz w:val="24"/>
+          <w:szCs w:val="24"/>
           <w:lang w:val="en-US"/>
         </w:rPr>
         <w:tab/>
@@ -2377,10 +2372,219 @@
           <w:b/>
           <w:sz w:val="24"/>
           <w:szCs w:val="24"/>
-          <w:shd w:val="clear" w:fill="auto"/>
-          <w:lang w:val="en-US"/>
-        </w:rPr>
-        <w:t>${line_review_bonus_value}</w:t>
+          <w:lang w:val="en-US"/>
+        </w:rPr>
+        <w:tab/>
+      </w:r>
+      <w:r>
+        <w:rPr>
+          <w:rFonts w:hint="default" w:ascii="Times New Roman" w:hAnsi="Times New Roman" w:cs="Times New Roman"/>
+          <w:b/>
+          <w:sz w:val="24"/>
+          <w:szCs w:val="24"/>
+          <w:lang w:val="en-US"/>
+        </w:rPr>
+        <w:t>: ${value}</w:t>
+      </w:r>
+    </w:p>
+    <w:p>
+      <w:pPr>
+        <w:tabs>
+          <w:tab w:val="left" w:pos="708"/>
+          <w:tab w:val="left" w:pos="1416"/>
+          <w:tab w:val="left" w:pos="2124"/>
+          <w:tab w:val="left" w:pos="2748"/>
+          <w:tab w:val="left" w:pos="3708"/>
+        </w:tabs>
+        <w:spacing w:line="240" w:lineRule="auto"/>
+        <w:rPr>
+          <w:rFonts w:hint="default" w:ascii="Times New Roman" w:hAnsi="Times New Roman" w:cs="Times New Roman"/>
+          <w:b/>
+          <w:sz w:val="24"/>
+          <w:szCs w:val="24"/>
+          <w:lang w:val="en-US"/>
+        </w:rPr>
+      </w:pPr>
+      <w:r>
+        <w:rPr>
+          <w:rFonts w:hint="default" w:ascii="Times New Roman" w:hAnsi="Times New Roman" w:cs="Times New Roman"/>
+          <w:b/>
+          <w:sz w:val="24"/>
+          <w:szCs w:val="24"/>
+          <w:lang w:val="en-US"/>
+        </w:rPr>
+        <w:tab/>
+      </w:r>
+      <w:r>
+        <w:rPr>
+          <w:rFonts w:hint="default" w:ascii="Times New Roman" w:hAnsi="Times New Roman" w:cs="Times New Roman"/>
+          <w:b/>
+          <w:sz w:val="24"/>
+          <w:szCs w:val="24"/>
+          <w:lang w:val="en-US"/>
+        </w:rPr>
+        <w:t>${/riskPremiumPercentage}</w:t>
+      </w:r>
+    </w:p>
+    <w:p>
+      <w:pPr>
+        <w:tabs>
+          <w:tab w:val="left" w:pos="708"/>
+          <w:tab w:val="left" w:pos="1416"/>
+          <w:tab w:val="left" w:pos="2124"/>
+          <w:tab w:val="left" w:pos="2748"/>
+          <w:tab w:val="left" w:pos="3708"/>
+        </w:tabs>
+        <w:spacing w:line="240" w:lineRule="auto"/>
+        <w:jc w:val="both"/>
+        <w:rPr>
+          <w:rFonts w:hint="default" w:ascii="Times New Roman" w:hAnsi="Times New Roman" w:cs="Times New Roman"/>
+          <w:b/>
+          <w:sz w:val="24"/>
+          <w:szCs w:val="24"/>
+          <w:lang w:val="en-US"/>
+        </w:rPr>
+      </w:pPr>
+      <w:r>
+        <w:rPr>
+          <w:rFonts w:hint="default" w:ascii="Times New Roman" w:hAnsi="Times New Roman" w:cs="Times New Roman"/>
+          <w:b/>
+          <w:sz w:val="24"/>
+          <w:szCs w:val="24"/>
+          <w:lang w:val="en-US"/>
+        </w:rPr>
+        <w:tab/>
+      </w:r>
+      <w:r>
+        <w:rPr>
+          <w:rFonts w:hint="default" w:ascii="Times New Roman" w:hAnsi="Times New Roman" w:cs="Times New Roman"/>
+          <w:b/>
+          <w:sz w:val="24"/>
+          <w:szCs w:val="24"/>
+          <w:lang w:val="en-US"/>
+        </w:rPr>
+        <w:t>${reviewBonus}</w:t>
+      </w:r>
+    </w:p>
+    <w:p>
+      <w:pPr>
+        <w:tabs>
+          <w:tab w:val="left" w:pos="708"/>
+          <w:tab w:val="left" w:pos="1416"/>
+          <w:tab w:val="left" w:pos="2124"/>
+          <w:tab w:val="left" w:pos="2748"/>
+          <w:tab w:val="left" w:pos="3708"/>
+        </w:tabs>
+        <w:spacing w:line="240" w:lineRule="auto"/>
+        <w:jc w:val="both"/>
+        <w:rPr>
+          <w:rFonts w:hint="default" w:ascii="Times New Roman" w:hAnsi="Times New Roman" w:cs="Times New Roman"/>
+          <w:b/>
+          <w:sz w:val="24"/>
+          <w:szCs w:val="24"/>
+          <w:lang w:val="en-US"/>
+        </w:rPr>
+      </w:pPr>
+      <w:r>
+        <w:rPr>
+          <w:rFonts w:hint="default" w:ascii="Times New Roman" w:hAnsi="Times New Roman" w:cs="Times New Roman"/>
+          <w:b/>
+          <w:sz w:val="24"/>
+          <w:szCs w:val="24"/>
+          <w:lang w:val="en-US"/>
+        </w:rPr>
+        <w:tab/>
+      </w:r>
+      <w:r>
+        <w:rPr>
+          <w:rFonts w:hint="default" w:ascii="Times New Roman" w:hAnsi="Times New Roman" w:cs="Times New Roman"/>
+          <w:b/>
+          <w:sz w:val="24"/>
+          <w:szCs w:val="24"/>
+          <w:lang w:val="en-US"/>
+        </w:rPr>
+        <w:t xml:space="preserve">${key} </w:t>
+      </w:r>
+      <w:r>
+        <w:rPr>
+          <w:rFonts w:hint="default" w:ascii="Times New Roman" w:hAnsi="Times New Roman" w:cs="Times New Roman"/>
+          <w:b/>
+          <w:sz w:val="24"/>
+          <w:szCs w:val="24"/>
+          <w:lang w:val="en-US"/>
+        </w:rPr>
+        <w:tab/>
+      </w:r>
+      <w:r>
+        <w:rPr>
+          <w:rFonts w:hint="default" w:ascii="Times New Roman" w:hAnsi="Times New Roman" w:cs="Times New Roman"/>
+          <w:b/>
+          <w:sz w:val="24"/>
+          <w:szCs w:val="24"/>
+          <w:lang w:val="en-US"/>
+        </w:rPr>
+        <w:tab/>
+      </w:r>
+      <w:r>
+        <w:rPr>
+          <w:rFonts w:hint="default" w:ascii="Times New Roman" w:hAnsi="Times New Roman" w:cs="Times New Roman"/>
+          <w:b/>
+          <w:sz w:val="24"/>
+          <w:szCs w:val="24"/>
+          <w:lang w:val="en-US"/>
+        </w:rPr>
+        <w:t xml:space="preserve">: </w:t>
+      </w:r>
+      <w:bookmarkStart w:id="10" w:name="_GoBack"/>
+      <w:bookmarkEnd w:id="10"/>
+      <w:r>
+        <w:rPr>
+          <w:rFonts w:hint="default" w:ascii="Times New Roman" w:hAnsi="Times New Roman" w:cs="Times New Roman"/>
+          <w:b/>
+          <w:sz w:val="24"/>
+          <w:szCs w:val="24"/>
+          <w:lang w:val="en-US"/>
+        </w:rPr>
+        <w:t>${value}</w:t>
+      </w:r>
+    </w:p>
+    <w:p>
+      <w:pPr>
+        <w:tabs>
+          <w:tab w:val="left" w:pos="708"/>
+          <w:tab w:val="left" w:pos="1416"/>
+          <w:tab w:val="left" w:pos="2124"/>
+          <w:tab w:val="left" w:pos="2748"/>
+          <w:tab w:val="left" w:pos="3708"/>
+        </w:tabs>
+        <w:spacing w:line="240" w:lineRule="auto"/>
+        <w:rPr>
+          <w:rFonts w:hint="default" w:ascii="Times New Roman" w:hAnsi="Times New Roman" w:cs="Times New Roman"/>
+          <w:b/>
+          <w:sz w:val="24"/>
+          <w:szCs w:val="24"/>
+          <w:lang w:val="en-US"/>
+        </w:rPr>
+      </w:pPr>
+      <w:r>
+        <w:rPr>
+          <w:rFonts w:hint="default" w:ascii="Times New Roman" w:hAnsi="Times New Roman" w:cs="Times New Roman"/>
+          <w:b/>
+          <w:sz w:val="24"/>
+          <w:szCs w:val="24"/>
+          <w:lang w:val="en-US"/>
+        </w:rPr>
+        <w:tab/>
+      </w:r>
+      <w:r>
+        <w:rPr>
+          <w:rFonts w:hint="default" w:ascii="Times New Roman" w:hAnsi="Times New Roman" w:cs="Times New Roman"/>
+          <w:b/>
+          <w:sz w:val="24"/>
+          <w:szCs w:val="24"/>
+          <w:lang w:val="en-US"/>
+        </w:rPr>
+        <w:t>${/reviewBonus}</w:t>
       </w:r>
     </w:p>
     <w:p>

--- a/document_templates/Contracts-deferral/company/contract_company.docx
+++ b/document_templates/Contracts-deferral/company/contract_company.docx
@@ -1977,7 +1977,7 @@
           <w:b/>
           <w:sz w:val="24"/>
           <w:szCs w:val="24"/>
-          <w:highlight w:val="none"/>
+          <w:lang w:val="en-US"/>
         </w:rPr>
       </w:pPr>
       <w:r>
@@ -2076,6 +2076,8 @@
         </w:rPr>
         <w:t xml:space="preserve"> %</w:t>
       </w:r>
+      <w:bookmarkStart w:id="10" w:name="_GoBack"/>
+      <w:bookmarkEnd w:id="10"/>
     </w:p>
     <w:p>
       <w:pPr>
@@ -2154,7 +2156,47 @@
           <w:szCs w:val="24"/>
           <w:lang w:val="en-US"/>
         </w:rPr>
-        <w:t>${insurance}</w:t>
+        <w:t xml:space="preserve">${key} </w:t>
+      </w:r>
+      <w:r>
+        <w:rPr>
+          <w:rFonts w:hint="default" w:ascii="Times New Roman" w:hAnsi="Times New Roman" w:cs="Times New Roman"/>
+          <w:b/>
+          <w:sz w:val="24"/>
+          <w:szCs w:val="24"/>
+          <w:lang w:val="en-US"/>
+        </w:rPr>
+        <w:tab/>
+      </w:r>
+      <w:r>
+        <w:rPr>
+          <w:rFonts w:hint="default" w:ascii="Times New Roman" w:hAnsi="Times New Roman" w:cs="Times New Roman"/>
+          <w:b/>
+          <w:sz w:val="24"/>
+          <w:szCs w:val="24"/>
+          <w:lang w:val="en-US"/>
+        </w:rPr>
+        <w:tab/>
+      </w:r>
+      <w:r>
+        <w:rPr>
+          <w:rFonts w:hint="default" w:ascii="Times New Roman" w:hAnsi="Times New Roman" w:cs="Times New Roman"/>
+          <w:b/>
+          <w:sz w:val="24"/>
+          <w:szCs w:val="24"/>
+          <w:lang w:val="en-US"/>
+        </w:rPr>
+        <w:tab/>
+      </w:r>
+      <w:r>
+        <w:rPr>
+          <w:rFonts w:hint="default" w:ascii="Times New Roman" w:hAnsi="Times New Roman" w:cs="Times New Roman"/>
+          <w:b/>
+          <w:sz w:val="24"/>
+          <w:szCs w:val="24"/>
+          <w:lang w:val="en-US"/>
+        </w:rPr>
+        <w:t>: ${value}</w:t>
       </w:r>
     </w:p>
     <w:p>
@@ -2167,12 +2209,12 @@
           <w:tab w:val="left" w:pos="3708"/>
         </w:tabs>
         <w:spacing w:line="240" w:lineRule="auto"/>
-        <w:jc w:val="both"/>
-        <w:rPr>
-          <w:rFonts w:hint="default" w:ascii="Times New Roman" w:hAnsi="Times New Roman" w:cs="Times New Roman"/>
-          <w:b/>
-          <w:sz w:val="24"/>
-          <w:szCs w:val="24"/>
+        <w:rPr>
+          <w:rFonts w:hint="default" w:ascii="Times New Roman" w:hAnsi="Times New Roman" w:cs="Times New Roman"/>
+          <w:b/>
+          <w:sz w:val="24"/>
+          <w:szCs w:val="24"/>
+          <w:shd w:val="clear" w:fill="auto"/>
           <w:lang w:val="en-US"/>
         </w:rPr>
       </w:pPr>
@@ -2194,47 +2236,7 @@
           <w:szCs w:val="24"/>
           <w:lang w:val="en-US"/>
         </w:rPr>
-        <w:t xml:space="preserve">${key} </w:t>
-      </w:r>
-      <w:r>
-        <w:rPr>
-          <w:rFonts w:hint="default" w:ascii="Times New Roman" w:hAnsi="Times New Roman" w:cs="Times New Roman"/>
-          <w:b/>
-          <w:sz w:val="24"/>
-          <w:szCs w:val="24"/>
-          <w:lang w:val="en-US"/>
-        </w:rPr>
-        <w:tab/>
-      </w:r>
-      <w:r>
-        <w:rPr>
-          <w:rFonts w:hint="default" w:ascii="Times New Roman" w:hAnsi="Times New Roman" w:cs="Times New Roman"/>
-          <w:b/>
-          <w:sz w:val="24"/>
-          <w:szCs w:val="24"/>
-          <w:lang w:val="en-US"/>
-        </w:rPr>
-        <w:tab/>
-      </w:r>
-      <w:r>
-        <w:rPr>
-          <w:rFonts w:hint="default" w:ascii="Times New Roman" w:hAnsi="Times New Roman" w:cs="Times New Roman"/>
-          <w:b/>
-          <w:sz w:val="24"/>
-          <w:szCs w:val="24"/>
-          <w:lang w:val="en-US"/>
-        </w:rPr>
-        <w:tab/>
-      </w:r>
-      <w:r>
-        <w:rPr>
-          <w:rFonts w:hint="default" w:ascii="Times New Roman" w:hAnsi="Times New Roman" w:cs="Times New Roman"/>
-          <w:b/>
-          <w:sz w:val="24"/>
-          <w:szCs w:val="24"/>
-          <w:lang w:val="en-US"/>
-        </w:rPr>
-        <w:t>: ${value}</w:t>
+        <w:t>${/insurance}</w:t>
       </w:r>
     </w:p>
     <w:p>
@@ -2247,12 +2249,12 @@
           <w:tab w:val="left" w:pos="3708"/>
         </w:tabs>
         <w:spacing w:line="240" w:lineRule="auto"/>
-        <w:rPr>
-          <w:rFonts w:hint="default" w:ascii="Times New Roman" w:hAnsi="Times New Roman" w:cs="Times New Roman"/>
-          <w:b/>
-          <w:sz w:val="24"/>
-          <w:szCs w:val="24"/>
-          <w:shd w:val="clear" w:fill="auto"/>
+        <w:jc w:val="both"/>
+        <w:rPr>
+          <w:rFonts w:hint="default" w:ascii="Times New Roman" w:hAnsi="Times New Roman" w:cs="Times New Roman"/>
+          <w:b/>
+          <w:sz w:val="24"/>
+          <w:szCs w:val="24"/>
           <w:lang w:val="en-US"/>
         </w:rPr>
       </w:pPr>
@@ -2274,7 +2276,7 @@
           <w:szCs w:val="24"/>
           <w:lang w:val="en-US"/>
         </w:rPr>
-        <w:t>${/insurance}</w:t>
+        <w:t>${riskPremiumPercentage}</w:t>
       </w:r>
     </w:p>
     <w:p>
@@ -2314,7 +2316,37 @@
           <w:szCs w:val="24"/>
           <w:lang w:val="en-US"/>
         </w:rPr>
-        <w:t>${riskPremiumPercentage}</w:t>
+        <w:t xml:space="preserve">${key} </w:t>
+      </w:r>
+      <w:r>
+        <w:rPr>
+          <w:rFonts w:hint="default" w:ascii="Times New Roman" w:hAnsi="Times New Roman" w:cs="Times New Roman"/>
+          <w:b/>
+          <w:sz w:val="24"/>
+          <w:szCs w:val="24"/>
+          <w:lang w:val="en-US"/>
+        </w:rPr>
+        <w:tab/>
+      </w:r>
+      <w:r>
+        <w:rPr>
+          <w:rFonts w:hint="default" w:ascii="Times New Roman" w:hAnsi="Times New Roman" w:cs="Times New Roman"/>
+          <w:b/>
+          <w:sz w:val="24"/>
+          <w:szCs w:val="24"/>
+          <w:lang w:val="en-US"/>
+        </w:rPr>
+        <w:tab/>
+      </w:r>
+      <w:r>
+        <w:rPr>
+          <w:rFonts w:hint="default" w:ascii="Times New Roman" w:hAnsi="Times New Roman" w:cs="Times New Roman"/>
+          <w:b/>
+          <w:sz w:val="24"/>
+          <w:szCs w:val="24"/>
+          <w:lang w:val="en-US"/>
+        </w:rPr>
+        <w:t>: ${value}</w:t>
       </w:r>
     </w:p>
     <w:p>
@@ -2327,7 +2359,6 @@
           <w:tab w:val="left" w:pos="3708"/>
         </w:tabs>
         <w:spacing w:line="240" w:lineRule="auto"/>
-        <w:jc w:val="both"/>
         <w:rPr>
           <w:rFonts w:hint="default" w:ascii="Times New Roman" w:hAnsi="Times New Roman" w:cs="Times New Roman"/>
           <w:b/>
@@ -2354,37 +2385,7 @@
           <w:szCs w:val="24"/>
           <w:lang w:val="en-US"/>
         </w:rPr>
-        <w:t xml:space="preserve">${key} </w:t>
-      </w:r>
-      <w:r>
-        <w:rPr>
-          <w:rFonts w:hint="default" w:ascii="Times New Roman" w:hAnsi="Times New Roman" w:cs="Times New Roman"/>
-          <w:b/>
-          <w:sz w:val="24"/>
-          <w:szCs w:val="24"/>
-          <w:lang w:val="en-US"/>
-        </w:rPr>
-        <w:tab/>
-      </w:r>
-      <w:r>
-        <w:rPr>
-          <w:rFonts w:hint="default" w:ascii="Times New Roman" w:hAnsi="Times New Roman" w:cs="Times New Roman"/>
-          <w:b/>
-          <w:sz w:val="24"/>
-          <w:szCs w:val="24"/>
-          <w:lang w:val="en-US"/>
-        </w:rPr>
-        <w:tab/>
-      </w:r>
-      <w:r>
-        <w:rPr>
-          <w:rFonts w:hint="default" w:ascii="Times New Roman" w:hAnsi="Times New Roman" w:cs="Times New Roman"/>
-          <w:b/>
-          <w:sz w:val="24"/>
-          <w:szCs w:val="24"/>
-          <w:lang w:val="en-US"/>
-        </w:rPr>
-        <w:t>: ${value}</w:t>
+        <w:t>${/riskPremiumPercentage}</w:t>
       </w:r>
     </w:p>
     <w:p>
@@ -2397,6 +2398,7 @@
           <w:tab w:val="left" w:pos="3708"/>
         </w:tabs>
         <w:spacing w:line="240" w:lineRule="auto"/>
+        <w:jc w:val="both"/>
         <w:rPr>
           <w:rFonts w:hint="default" w:ascii="Times New Roman" w:hAnsi="Times New Roman" w:cs="Times New Roman"/>
           <w:b/>
@@ -2423,7 +2425,7 @@
           <w:szCs w:val="24"/>
           <w:lang w:val="en-US"/>
         </w:rPr>
-        <w:t>${/riskPremiumPercentage}</w:t>
+        <w:t>${reviewBonus}</w:t>
       </w:r>
     </w:p>
     <w:p>
@@ -2463,28 +2465,8 @@
           <w:szCs w:val="24"/>
           <w:lang w:val="en-US"/>
         </w:rPr>
-        <w:t>${reviewBonus}</w:t>
-      </w:r>
-    </w:p>
-    <w:p>
-      <w:pPr>
-        <w:tabs>
-          <w:tab w:val="left" w:pos="708"/>
-          <w:tab w:val="left" w:pos="1416"/>
-          <w:tab w:val="left" w:pos="2124"/>
-          <w:tab w:val="left" w:pos="2748"/>
-          <w:tab w:val="left" w:pos="3708"/>
-        </w:tabs>
-        <w:spacing w:line="240" w:lineRule="auto"/>
-        <w:jc w:val="both"/>
-        <w:rPr>
-          <w:rFonts w:hint="default" w:ascii="Times New Roman" w:hAnsi="Times New Roman" w:cs="Times New Roman"/>
-          <w:b/>
-          <w:sz w:val="24"/>
-          <w:szCs w:val="24"/>
-          <w:lang w:val="en-US"/>
-        </w:rPr>
-      </w:pPr>
+        <w:t xml:space="preserve">${key} </w:t>
+      </w:r>
       <w:r>
         <w:rPr>
           <w:rFonts w:hint="default" w:ascii="Times New Roman" w:hAnsi="Times New Roman" w:cs="Times New Roman"/>
@@ -2503,16 +2485,6 @@
           <w:szCs w:val="24"/>
           <w:lang w:val="en-US"/>
         </w:rPr>
-        <w:t xml:space="preserve">${key} </w:t>
-      </w:r>
-      <w:r>
-        <w:rPr>
-          <w:rFonts w:hint="default" w:ascii="Times New Roman" w:hAnsi="Times New Roman" w:cs="Times New Roman"/>
-          <w:b/>
-          <w:sz w:val="24"/>
-          <w:szCs w:val="24"/>
-          <w:lang w:val="en-US"/>
-        </w:rPr>
         <w:tab/>
       </w:r>
       <w:r>
@@ -2523,29 +2495,7 @@
           <w:szCs w:val="24"/>
           <w:lang w:val="en-US"/>
         </w:rPr>
-        <w:tab/>
-      </w:r>
-      <w:r>
-        <w:rPr>
-          <w:rFonts w:hint="default" w:ascii="Times New Roman" w:hAnsi="Times New Roman" w:cs="Times New Roman"/>
-          <w:b/>
-          <w:sz w:val="24"/>
-          <w:szCs w:val="24"/>
-          <w:lang w:val="en-US"/>
-        </w:rPr>
-        <w:t xml:space="preserve">: </w:t>
-      </w:r>
-      <w:bookmarkStart w:id="10" w:name="_GoBack"/>
-      <w:bookmarkEnd w:id="10"/>
-      <w:r>
-        <w:rPr>
-          <w:rFonts w:hint="default" w:ascii="Times New Roman" w:hAnsi="Times New Roman" w:cs="Times New Roman"/>
-          <w:b/>
-          <w:sz w:val="24"/>
-          <w:szCs w:val="24"/>
-          <w:lang w:val="en-US"/>
-        </w:rPr>
-        <w:t>${value}</w:t>
+        <w:t>: ${value}</w:t>
       </w:r>
     </w:p>
     <w:p>

--- a/document_templates/Contracts-deferral/company/contract_company.docx
+++ b/document_templates/Contracts-deferral/company/contract_company.docx
@@ -95,17 +95,19 @@
           <w:szCs w:val="24"/>
           <w:highlight w:val="none"/>
         </w:rPr>
-        <w:t xml:space="preserve">, Société Anonyme avec Conseil d’Administration au capital de  500 000 000 FCFA, immatriculée au Registre du Commerce et du Crédit Mobilier du TOGO, sous le numéro initial TOGO-LOME TG-LOM 2018 B2536, Agrément </w:t>
-      </w:r>
-      <w:r>
-        <w:rPr>
-          <w:rFonts w:hint="default" w:ascii="Times New Roman" w:hAnsi="Times New Roman" w:cs="Times New Roman"/>
-          <w:sz w:val="24"/>
-          <w:szCs w:val="24"/>
-          <w:highlight w:val="none"/>
-        </w:rPr>
-        <w:t>Numéro 36 et inscrite sur la liste de l’APSFD sous le numéro T/1/GFLM/2019/257A</w:t>
-      </w:r>
+        <w:t xml:space="preserve">, Société Anonyme avec Conseil d’Administration au capital de  500 000 000 FCFA, immatriculée au Registre du Commerce et du Crédit Mobilier du TOGO, sous le numéro initial </w:t>
+      </w:r>
+      <w:r>
+        <w:rPr>
+          <w:rFonts w:hint="default" w:ascii="Times New Roman" w:hAnsi="Times New Roman" w:cs="Times New Roman"/>
+          <w:color w:val="000000"/>
+          <w:sz w:val="24"/>
+          <w:szCs w:val="24"/>
+        </w:rPr>
+        <w:t>TG-LFW-01-2022-44-0713, Agrément Numéro 36/MF/SG/CAS-IMEC et inscrite sur la liste de l’APSFD sous le numéro T/1/GFLM/2019/257A</w:t>
+      </w:r>
+      <w:bookmarkStart w:id="10" w:name="_GoBack"/>
+      <w:bookmarkEnd w:id="10"/>
       <w:r>
         <w:rPr>
           <w:rFonts w:hint="default" w:ascii="Times New Roman" w:hAnsi="Times New Roman" w:cs="Times New Roman"/>
@@ -2076,8 +2078,6 @@
         </w:rPr>
         <w:t xml:space="preserve"> %</w:t>
       </w:r>
-      <w:bookmarkStart w:id="10" w:name="_GoBack"/>
-      <w:bookmarkEnd w:id="10"/>
     </w:p>
     <w:p>
       <w:pPr>

--- a/document_templates/Contracts-deferral/company/contract_company.docx
+++ b/document_templates/Contracts-deferral/company/contract_company.docx
@@ -95,7 +95,7 @@
           <w:szCs w:val="24"/>
           <w:highlight w:val="none"/>
         </w:rPr>
-        <w:t xml:space="preserve">, Société Anonyme avec Conseil d’Administration au capital de  500 000 000 FCFA, immatriculée au Registre du Commerce et du Crédit Mobilier du TOGO, sous le numéro initial </w:t>
+        <w:t xml:space="preserve">, Société Anonyme avec Conseil d’Administration au capital de  1 500 000 000 FCFA, immatriculée au Registre du Commerce et du Crédit Mobilier du TOGO, sous le numéro initial </w:t>
       </w:r>
       <w:r>
         <w:rPr>
@@ -104,10 +104,8 @@
           <w:sz w:val="24"/>
           <w:szCs w:val="24"/>
         </w:rPr>
-        <w:t>TG-LFW-01-2022-44-0713, Agrément Numéro 36/MF/SG/CAS-IMEC et inscrite sur la liste de l’APSFD sous le numéro T/1/GFLM/2019/257A</w:t>
-      </w:r>
-      <w:bookmarkStart w:id="10" w:name="_GoBack"/>
-      <w:bookmarkEnd w:id="10"/>
+        <w:t>TG-LFW-01-2025-M-12369, Agrément Numéro 36/MF/SG/CAS-IMEC et inscrite sur la liste de l’APSFD sous le numéro T/1/GFLM/2019/257A</w:t>
+      </w:r>
       <w:r>
         <w:rPr>
           <w:rFonts w:hint="default" w:ascii="Times New Roman" w:hAnsi="Times New Roman" w:cs="Times New Roman"/>
@@ -186,8 +184,10 @@
           <w:szCs w:val="24"/>
           <w:highlight w:val="none"/>
         </w:rPr>
-        <w:t>Pascal KOVE</w:t>
-      </w:r>
+        <w:t>Kossi Mawuli KOVE</w:t>
+      </w:r>
+      <w:bookmarkStart w:id="10" w:name="_GoBack"/>
+      <w:bookmarkEnd w:id="10"/>
       <w:r>
         <w:rPr>
           <w:rFonts w:hint="default" w:ascii="Times New Roman" w:hAnsi="Times New Roman" w:cs="Times New Roman"/>

--- a/document_templates/Contracts-deferral/company/contract_company.docx
+++ b/document_templates/Contracts-deferral/company/contract_company.docx
@@ -186,8 +186,6 @@
         </w:rPr>
         <w:t>Kossi Mawuli KOVE</w:t>
       </w:r>
-      <w:bookmarkStart w:id="10" w:name="_GoBack"/>
-      <w:bookmarkEnd w:id="10"/>
       <w:r>
         <w:rPr>
           <w:rFonts w:hint="default" w:ascii="Times New Roman" w:hAnsi="Times New Roman" w:cs="Times New Roman"/>
@@ -3876,15 +3874,13 @@
           <w:rFonts w:hint="default" w:ascii="Times New Roman" w:hAnsi="Times New Roman" w:cs="Times New Roman"/>
           <w:sz w:val="24"/>
           <w:szCs w:val="24"/>
-          <w:highlight w:val="none"/>
-        </w:rPr>
-      </w:pPr>
-      <w:r>
-        <w:rPr>
-          <w:rFonts w:hint="default" w:ascii="Times New Roman" w:hAnsi="Times New Roman" w:cs="Times New Roman"/>
-          <w:sz w:val="24"/>
-          <w:szCs w:val="24"/>
-          <w:highlight w:val="none"/>
+        </w:rPr>
+      </w:pPr>
+      <w:r>
+        <w:rPr>
+          <w:rFonts w:hint="default" w:ascii="Times New Roman" w:hAnsi="Times New Roman" w:cs="Times New Roman"/>
+          <w:sz w:val="24"/>
+          <w:szCs w:val="24"/>
           <w:lang w:val="en-US"/>
         </w:rPr>
         <w:t>8</w:t>
@@ -3894,28 +3890,26 @@
           <w:rFonts w:hint="default" w:ascii="Times New Roman" w:hAnsi="Times New Roman" w:cs="Times New Roman"/>
           <w:sz w:val="24"/>
           <w:szCs w:val="24"/>
-          <w:highlight w:val="none"/>
-        </w:rPr>
-        <w:t>.2 Le taux d'intérêt appliqué sera majoré de 0,3% de l'échéance due plus un montant de 1000F forfaitaire. Il sera appliqué dès le 1er jour de retard, étant considéré que dès le 1er jour, le mois entier sera dû</w:t>
-      </w:r>
-    </w:p>
-    <w:p>
-      <w:pPr>
-        <w:spacing w:line="240" w:lineRule="auto"/>
-        <w:jc w:val="both"/>
-        <w:rPr>
-          <w:rFonts w:hint="default" w:ascii="Times New Roman" w:hAnsi="Times New Roman" w:cs="Times New Roman"/>
-          <w:sz w:val="24"/>
-          <w:szCs w:val="24"/>
-          <w:highlight w:val="none"/>
-        </w:rPr>
-      </w:pPr>
-      <w:r>
-        <w:rPr>
-          <w:rFonts w:hint="default" w:ascii="Times New Roman" w:hAnsi="Times New Roman" w:cs="Times New Roman"/>
-          <w:sz w:val="24"/>
-          <w:szCs w:val="24"/>
-          <w:highlight w:val="none"/>
+        </w:rPr>
+        <w:t>.2 Le taux d'intérêt appliqué sera majoré d’une pénalité de l'échéance due plus un montant forfaitaire suivant les conditions tarifaires en vigueur.</w:t>
+      </w:r>
+    </w:p>
+    <w:p>
+      <w:pPr>
+        <w:shd w:val="clear"/>
+        <w:spacing w:line="240" w:lineRule="auto"/>
+        <w:jc w:val="both"/>
+        <w:rPr>
+          <w:rFonts w:hint="default" w:ascii="Times New Roman" w:hAnsi="Times New Roman" w:cs="Times New Roman"/>
+          <w:sz w:val="24"/>
+          <w:szCs w:val="24"/>
+        </w:rPr>
+      </w:pPr>
+      <w:r>
+        <w:rPr>
+          <w:rFonts w:hint="default" w:ascii="Times New Roman" w:hAnsi="Times New Roman" w:cs="Times New Roman"/>
+          <w:sz w:val="24"/>
+          <w:szCs w:val="24"/>
           <w:lang w:val="en-US"/>
         </w:rPr>
         <w:t>8</w:t>
@@ -3925,22 +3919,23 @@
           <w:rFonts w:hint="default" w:ascii="Times New Roman" w:hAnsi="Times New Roman" w:cs="Times New Roman"/>
           <w:sz w:val="24"/>
           <w:szCs w:val="24"/>
-          <w:highlight w:val="none"/>
-        </w:rPr>
-        <w:t xml:space="preserve">.3 Les intérêts, et ce compris les intérêts de retard, porteront eux-mêmes intérêt au taux défini au présent article s'ils sont dus pour une année entière. </w:t>
-      </w:r>
-    </w:p>
-    <w:p>
-      <w:pPr>
-        <w:spacing w:line="240" w:lineRule="auto"/>
-        <w:jc w:val="both"/>
-        <w:rPr>
-          <w:rFonts w:hint="default" w:ascii="Times New Roman" w:hAnsi="Times New Roman" w:cs="Times New Roman"/>
-          <w:sz w:val="24"/>
-          <w:szCs w:val="24"/>
-          <w:highlight w:val="none"/>
-        </w:rPr>
-      </w:pPr>
+        </w:rPr>
+        <w:t xml:space="preserve">.3 Les intérêts, et ce compris les intérêts de retard, porteront eux-mêmes intérêt au taux de pénalité en vigueur s'ils sont dus pour une année entière. </w:t>
+      </w:r>
+    </w:p>
+    <w:p>
+      <w:pPr>
+        <w:spacing w:line="240" w:lineRule="auto"/>
+        <w:jc w:val="both"/>
+        <w:rPr>
+          <w:rFonts w:hint="default" w:ascii="Times New Roman" w:hAnsi="Times New Roman" w:cs="Times New Roman"/>
+          <w:sz w:val="24"/>
+          <w:szCs w:val="24"/>
+          <w:highlight w:val="none"/>
+        </w:rPr>
+      </w:pPr>
+      <w:bookmarkStart w:id="10" w:name="_GoBack"/>
+      <w:bookmarkEnd w:id="10"/>
       <w:r>
         <w:rPr>
           <w:rFonts w:hint="default" w:ascii="Times New Roman" w:hAnsi="Times New Roman" w:cs="Times New Roman"/>

--- a/document_templates/Contracts-deferral/company/contract_company.docx
+++ b/document_templates/Contracts-deferral/company/contract_company.docx
@@ -562,7 +562,34 @@
           <w:highlight w:val="none"/>
           <w:shd w:val="clear" w:fill="auto"/>
         </w:rPr>
-        <w:t>}, de nationalité ${representative_nationality} domicilié à ${representative_home_address} et titulaire d’un(e) ${representative_type_of_identity_document} ${representative_number_of_identity_document} délivrée le ${representative_date_of_issue_of_identity_document</w:t>
+        <w:t>}, de nationalité ${representative_nationality} domicilié à ${representative_home_address} et titulaire d’un(e) ${representative_type_of_identity_document} ${representative_number_of_identity_document}</w:t>
+      </w:r>
+      <w:r>
+        <w:rPr>
+          <w:rFonts w:hint="default" w:ascii="Times New Roman" w:hAnsi="Times New Roman" w:cs="Times New Roman"/>
+          <w:b w:val="0"/>
+          <w:bCs w:val="0"/>
+          <w:sz w:val="24"/>
+          <w:szCs w:val="24"/>
+          <w:highlight w:val="none"/>
+          <w:shd w:val="clear" w:fill="auto"/>
+          <w:lang w:val="fr-FR"/>
+        </w:rPr>
+        <w:t xml:space="preserve"> </w:t>
+      </w:r>
+      <w:bookmarkStart w:id="10" w:name="_GoBack"/>
+      <w:bookmarkEnd w:id="10"/>
+      <w:r>
+        <w:rPr>
+          <w:rFonts w:hint="default" w:ascii="Times New Roman" w:hAnsi="Times New Roman" w:cs="Times New Roman"/>
+          <w:b w:val="0"/>
+          <w:bCs w:val="0"/>
+          <w:sz w:val="24"/>
+          <w:szCs w:val="24"/>
+          <w:highlight w:val="none"/>
+          <w:shd w:val="clear" w:fill="auto"/>
+        </w:rPr>
+        <w:t>${representative_date_of_issue_of_identity_document</w:t>
       </w:r>
       <w:r>
         <w:rPr>
@@ -3934,8 +3961,6 @@
           <w:highlight w:val="none"/>
         </w:rPr>
       </w:pPr>
-      <w:bookmarkStart w:id="10" w:name="_GoBack"/>
-      <w:bookmarkEnd w:id="10"/>
       <w:r>
         <w:rPr>
           <w:rFonts w:hint="default" w:ascii="Times New Roman" w:hAnsi="Times New Roman" w:cs="Times New Roman"/>

--- a/document_templates/Contracts-deferral/company/contract_company.docx
+++ b/document_templates/Contracts-deferral/company/contract_company.docx
@@ -577,8 +577,6 @@
         </w:rPr>
         <w:t xml:space="preserve"> </w:t>
       </w:r>
-      <w:bookmarkStart w:id="10" w:name="_GoBack"/>
-      <w:bookmarkEnd w:id="10"/>
       <w:r>
         <w:rPr>
           <w:rFonts w:hint="default" w:ascii="Times New Roman" w:hAnsi="Times New Roman" w:cs="Times New Roman"/>
@@ -3918,8 +3916,10 @@
           <w:sz w:val="24"/>
           <w:szCs w:val="24"/>
         </w:rPr>
-        <w:t>.2 Le taux d'intérêt appliqué sera majoré d’une pénalité de l'échéance due plus un montant forfaitaire suivant les conditions tarifaires en vigueur.</w:t>
-      </w:r>
+        <w:t>.2 En cas d’impayé sur ce présent crédit, les pénalités inscrites sur nos conditions de banque affichées dans nos agences seront appliquées.</w:t>
+      </w:r>
+      <w:bookmarkStart w:id="10" w:name="_GoBack"/>
+      <w:bookmarkEnd w:id="10"/>
     </w:p>
     <w:p>
       <w:pPr>
